--- a/IGPDE-102846-livrables-octobre-2026/Formateur/documents-administratifs-igpde/102846FiTechn-v2.docx
+++ b/IGPDE-102846-livrables-octobre-2026/Formateur/documents-administratifs-igpde/102846FiTechn-v2.docx
@@ -882,7 +882,7 @@
           <w:rPr>
             <w:rStyle w:val="Lienhypertexte"/>
           </w:rPr>
-          <w:t xml:space="preserve">https://alexmacapple.github.io/easy-check-igpde/</w:t>
+          <w:t xml:space="preserve">https://alexandra-guiderdoni.github.io/tp-fabrication-igpde-102846-ay11/</w:t>
         </w:r>
       </w:hyperlink>
     </w:p>
@@ -903,7 +903,9 @@
           <w:rPr>
             <w:rStyle w:val="Lienhypertexte"/>
           </w:rPr>
-          <w:t xml:space="preserve">https://alexmacapple.github.io/easy-check-igpde/demo-mauvaise-restitution-emojis.html</w:t>
+          <w:t xml:space="preserve">https://alexandra-guiderdoni.github.io/tp-fabrication-igpde-102846-ay11/</w:t>
+          <w:br/>
+          <w:t>demo-mauvaise-restitution-emojis.html</w:t>
         </w:r>
       </w:hyperlink>
     </w:p>
@@ -1030,7 +1032,7 @@
           <w:rPr>
             <w:rStyle w:val="Lienhypertexte"/>
           </w:rPr>
-          <w:t xml:space="preserve">https://alexmacapple.github.io/easy-check-igpde/</w:t>
+          <w:t xml:space="preserve">https://alexandra-guiderdoni.github.io/tp-fabrication-igpde-102846-ay11/</w:t>
         </w:r>
       </w:hyperlink>
     </w:p>
@@ -1051,7 +1053,9 @@
           <w:rPr>
             <w:rStyle w:val="Lienhypertexte"/>
           </w:rPr>
-          <w:t xml:space="preserve">https://alexmacapple.github.io/easy-check-igpde/demo-mauvaise-restitution-emojis.html</w:t>
+          <w:t xml:space="preserve">https://alexandra-guiderdoni.github.io/tp-fabrication-igpde-102846-ay11/</w:t>
+          <w:br/>
+          <w:t>demo-mauvaise-restitution-emojis.html</w:t>
         </w:r>
       </w:hyperlink>
     </w:p>
@@ -1255,7 +1259,7 @@
               <w:pStyle w:val="Compact"/>
             </w:pPr>
             <w:r>
-              <w:t xml:space="preserve">Accès indispensable pendant le module web. Domaine à autoriser : alexmacapple.github.io.</w:t>
+              <w:t xml:space="preserve">Accès indispensable pendant le module web. Domaine à autoriser : alexandra-guiderdoni.github.io.</w:t>
             </w:r>
           </w:p>
         </w:tc>
@@ -1305,7 +1309,7 @@
               <w:pStyle w:val="Compact"/>
             </w:pPr>
             <w:r>
-              <w:t xml:space="preserve">Même domaine que le site d’exercice (alexmacapple.github.io).</w:t>
+              <w:t xml:space="preserve">Même domaine que le site d’exercice (alexandra-guiderdoni.github.io).</w:t>
             </w:r>
           </w:p>
         </w:tc>
